--- a/Secret Santa Press Release.docx
+++ b/Secret Santa Press Release.docx
@@ -55,7 +55,16 @@
           <w:sz w:val="28"/>
           <w:szCs w:val="28"/>
         </w:rPr>
-        <w:t>Contact: Dan Basar, President, Base Capital Group, LLC</w:t>
+        <w:t xml:space="preserve">Contact: Dan Basar, President, Base Capital Group, </w:t>
+      </w:r>
+      <w:proofErr w:type="gramStart"/>
+      <w:r>
+        <w:rPr>
+          <w:rFonts w:asciiTheme="majorHAnsi" w:hAnsiTheme="majorHAnsi"/>
+          <w:sz w:val="28"/>
+          <w:szCs w:val="28"/>
+        </w:rPr>
+        <w:t>LLC</w:t>
       </w:r>
       <w:r>
         <w:rPr>
@@ -75,6 +84,7 @@
         </w:rPr>
         <w:t>|</w:t>
       </w:r>
+      <w:proofErr w:type="gramEnd"/>
       <w:r>
         <w:rPr>
           <w:rFonts w:asciiTheme="majorHAnsi" w:hAnsiTheme="majorHAnsi"/>
@@ -83,21 +93,42 @@
         </w:rPr>
         <w:t xml:space="preserve">  </w:t>
       </w:r>
+      <w:proofErr w:type="spellStart"/>
       <w:r>
         <w:rPr>
           <w:rFonts w:asciiTheme="majorHAnsi" w:hAnsiTheme="majorHAnsi"/>
           <w:sz w:val="28"/>
           <w:szCs w:val="28"/>
         </w:rPr>
-        <w:t>baseworkshop.app</w:t>
-      </w:r>
-    </w:p>
-    <w:p>
-      <w:r>
-        <w:rPr>
-          <w:noProof/>
-        </w:rPr>
-      </w:r>
+        <w:t>B</w:t>
+      </w:r>
+      <w:r>
+        <w:rPr>
+          <w:rFonts w:asciiTheme="majorHAnsi" w:hAnsiTheme="majorHAnsi"/>
+          <w:sz w:val="28"/>
+          <w:szCs w:val="28"/>
+        </w:rPr>
+        <w:t>ase</w:t>
+      </w:r>
+      <w:r>
+        <w:rPr>
+          <w:rFonts w:asciiTheme="majorHAnsi" w:hAnsiTheme="majorHAnsi"/>
+          <w:sz w:val="28"/>
+          <w:szCs w:val="28"/>
+        </w:rPr>
+        <w:t>W</w:t>
+      </w:r>
+      <w:r>
+        <w:rPr>
+          <w:rFonts w:asciiTheme="majorHAnsi" w:hAnsiTheme="majorHAnsi"/>
+          <w:sz w:val="28"/>
+          <w:szCs w:val="28"/>
+        </w:rPr>
+        <w:t>orkshop.app</w:t>
+      </w:r>
+      <w:proofErr w:type="spellEnd"/>
+    </w:p>
+    <w:p>
       <w:r>
         <w:rPr>
           <w:noProof/>
@@ -136,72 +167,101 @@
           <w:i/>
           <w:iCs/>
         </w:rPr>
-        <w:t xml:space="preserve">Flagship app Secret Santa Picker now live at </w:t>
-      </w:r>
+        <w:t xml:space="preserve">Flagship app Secret Santa Picker now </w:t>
+      </w:r>
+      <w:proofErr w:type="gramStart"/>
       <w:r>
         <w:rPr>
           <w:i/>
           <w:iCs/>
         </w:rPr>
-        <w:t>B</w:t>
-      </w:r>
+        <w:t>live</w:t>
+      </w:r>
+      <w:proofErr w:type="gramEnd"/>
       <w:r>
         <w:rPr>
           <w:i/>
           <w:iCs/>
         </w:rPr>
-        <w:t>ase</w:t>
-      </w:r>
+        <w:t xml:space="preserve"> at </w:t>
+      </w:r>
+      <w:proofErr w:type="spellStart"/>
       <w:r>
         <w:rPr>
           <w:i/>
           <w:iCs/>
         </w:rPr>
-        <w:t>W</w:t>
+        <w:t>B</w:t>
       </w:r>
       <w:r>
         <w:rPr>
           <w:i/>
           <w:iCs/>
         </w:rPr>
+        <w:t>ase</w:t>
+      </w:r>
+      <w:r>
+        <w:rPr>
+          <w:i/>
+          <w:iCs/>
+        </w:rPr>
+        <w:t>W</w:t>
+      </w:r>
+      <w:r>
+        <w:rPr>
+          <w:i/>
+          <w:iCs/>
+        </w:rPr>
         <w:t>orkshop.app</w:t>
       </w:r>
-    </w:p>
-    <w:p/>
-    <w:p>
-      <w:r>
-        <w:t>Columbus, Ohio</w:t>
-      </w:r>
-      <w:r>
-        <w:t xml:space="preserve"> – </w:t>
-      </w:r>
-      <w:r>
-        <w:t xml:space="preserve">Base Capital Group, LLC today announced the launch of Base Workshop, a new software trade name and brand umbrella under which the company will develop and publish </w:t>
-      </w:r>
-      <w:r>
-        <w:t xml:space="preserve">AI-native </w:t>
-      </w:r>
-      <w:r>
-        <w:t xml:space="preserve">consumer and productivity applications. The inaugural release under the Base Workshop banner is the </w:t>
-      </w:r>
+      <w:proofErr w:type="spellEnd"/>
+    </w:p>
+    <w:p>
       <w:r>
         <w:rPr>
           <w:b/>
           <w:bCs/>
         </w:rPr>
+        <w:t>Columbus, Ohio</w:t>
+      </w:r>
+      <w:r>
+        <w:t xml:space="preserve"> – </w:t>
+      </w:r>
+      <w:r>
+        <w:t xml:space="preserve">Base Capital Group, LLC today announced the launch of Base Workshop, a new software trade name and brand umbrella under which the company will develop and publish </w:t>
+      </w:r>
+      <w:r>
+        <w:t xml:space="preserve">AI-native </w:t>
+      </w:r>
+      <w:r>
+        <w:t xml:space="preserve">consumer and productivity applications. The inaugural release under the Base Workshop banner is the </w:t>
+      </w:r>
+      <w:r>
+        <w:rPr>
+          <w:b/>
+          <w:bCs/>
+        </w:rPr>
         <w:t>Secret Santa Picker</w:t>
       </w:r>
       <w:r>
         <w:t>, a free web application that streamlines Secret Santa gift exchanges of any size</w:t>
       </w:r>
       <w:r>
-        <w:t>,</w:t>
-      </w:r>
-      <w:r>
-        <w:t xml:space="preserve"> from a handful of family members to entire offices.</w:t>
-      </w:r>
-      <w:r>
-        <w:t xml:space="preserve"> Base Workshop can be found online at</w:t>
+        <w:t xml:space="preserve"> and complexity</w:t>
+      </w:r>
+      <w:r>
+        <w:t>.</w:t>
+      </w:r>
+      <w:r>
+        <w:t xml:space="preserve"> Base Workshop can </w:t>
+      </w:r>
+      <w:bookmarkStart w:id="0" w:name="_Int_88eOboXU"/>
+      <w:r>
+        <w:t>be found</w:t>
+      </w:r>
+      <w:bookmarkEnd w:id="0"/>
+      <w:r>
+        <w:t xml:space="preserve"> at</w:t>
       </w:r>
       <w:r>
         <w:t xml:space="preserve"> </w:t>
@@ -211,7 +271,7 @@
           <w:rPr>
             <w:rStyle w:val="Hyperlink"/>
           </w:rPr>
-          <w:t>www.BaseWorkshop.app</w:t>
+          <w:t>BaseWorkshop.app</w:t>
         </w:r>
       </w:hyperlink>
       <w:r>
@@ -250,7 +310,7 @@
         </w:numPr>
       </w:pPr>
       <w:r>
-        <w:t>Participant management with optional group assignments</w:t>
+        <w:t>Smart draw algorithm that respects group exclusion rules</w:t>
       </w:r>
     </w:p>
     <w:p>
@@ -261,7 +321,13 @@
         </w:numPr>
       </w:pPr>
       <w:r>
-        <w:t>Smart draw algorithm that respects group exclusion rules</w:t>
+        <w:t xml:space="preserve">Automated email delivery </w:t>
+      </w:r>
+      <w:r>
+        <w:t xml:space="preserve">– </w:t>
+      </w:r>
+      <w:r>
+        <w:t>each participant receives only their own assignment</w:t>
       </w:r>
     </w:p>
     <w:p>
@@ -272,7 +338,7 @@
         </w:numPr>
       </w:pPr>
       <w:r>
-        <w:t>Automated email delivery — each participant receives only their own assignment</w:t>
+        <w:t>Clean, mobile-friendly interface accessible from any device</w:t>
       </w:r>
     </w:p>
     <w:p>
@@ -283,17 +349,6 @@
         </w:numPr>
       </w:pPr>
       <w:r>
-        <w:t>Clean, mobile-friendly interface accessible from any device</w:t>
-      </w:r>
-    </w:p>
-    <w:p>
-      <w:pPr>
-        <w:numPr>
-          <w:ilvl w:val="0"/>
-          <w:numId w:val="1"/>
-        </w:numPr>
-      </w:pPr>
-      <w:r>
         <w:t>No account required for participants</w:t>
       </w:r>
     </w:p>
@@ -308,6 +363,7 @@
     </w:p>
     <w:p>
       <w:r>
+        <w:lastRenderedPageBreak/>
         <w:t>Base Workshop is a</w:t>
       </w:r>
       <w:r>
@@ -343,7 +399,15 @@
     </w:p>
     <w:p>
       <w:r>
-        <w:t>The Secret Santa Picker is the first of multiple apps planned under the Base Workshop umbrella. Future releases are expected to span productivity, personal organization, and collaboration — all reflecting the same commitment to thoughtful, people-first design.</w:t>
+        <w:t xml:space="preserve">The Secret Santa Picker is the first of multiple apps planned under the Base Workshop umbrella. Future releases are expected to span productivity, personal organization, and collaboration — all </w:t>
+      </w:r>
+      <w:proofErr w:type="gramStart"/>
+      <w:r>
+        <w:t>reflecting</w:t>
+      </w:r>
+      <w:proofErr w:type="gramEnd"/>
+      <w:r>
+        <w:t xml:space="preserve"> the same commitment to thoughtful, people-first design.</w:t>
       </w:r>
     </w:p>
     <w:p>
@@ -426,9 +490,15 @@
     <w:p>
       <w:pPr>
         <w:jc w:val="center"/>
+        <w:rPr>
+          <w:b/>
+          <w:bCs/>
+        </w:rPr>
       </w:pPr>
       <w:r>
         <w:rPr>
+          <w:b/>
+          <w:bCs/>
           <w:i/>
           <w:iCs/>
         </w:rPr>
@@ -443,6 +513,18 @@
     </w:sectPr>
   </w:body>
 </w:document>
+</file>
+
+<file path=word/intelligence2.xml><?xml version="1.0" encoding="utf-8"?>
+<int2:intelligence xmlns:int2="http://schemas.microsoft.com/office/intelligence/2020/intelligence" xmlns:oel="http://schemas.microsoft.com/office/2019/extlst">
+  <int2:observations>
+    <int2:bookmark int2:bookmarkName="_Int_88eOboXU" int2:invalidationBookmarkName="" int2:hashCode="4/ByatqIm0XAMC" int2:id="fOIJcVEL">
+      <int2:state int2:value="Rejected" int2:type="style"/>
+    </int2:bookmark>
+  </int2:observations>
+  <int2:intelligenceSettings/>
+  <int2:onDemandWorkflows/>
+</int2:intelligence>
 </file>
 
 <file path=word/numbering.xml><?xml version="1.0" encoding="utf-8"?>
@@ -1542,6 +1624,18 @@
       <w:shd w:val="clear" w:color="auto" w:fill="E1DFDD"/>
     </w:rPr>
   </w:style>
+  <w:style w:type="character" w:styleId="FollowedHyperlink">
+    <w:name w:val="FollowedHyperlink"/>
+    <w:basedOn w:val="DefaultParagraphFont"/>
+    <w:uiPriority w:val="99"/>
+    <w:semiHidden/>
+    <w:unhideWhenUsed/>
+    <w:rsid w:val="00FC7EF2"/>
+    <w:rPr>
+      <w:color w:val="96607D" w:themeColor="followedHyperlink"/>
+      <w:u w:val="single"/>
+    </w:rPr>
+  </w:style>
 </w:styles>
 </file>
 

--- a/Secret Santa Press Release.docx
+++ b/Secret Santa Press Release.docx
@@ -37,34 +37,33 @@
           <w:sz w:val="28"/>
           <w:szCs w:val="28"/>
         </w:rPr>
-        <w:t>March 31, 2026</w:t>
-      </w:r>
-    </w:p>
-    <w:p>
-      <w:pPr>
-        <w:jc w:val="center"/>
+        <w:t>April 2</w:t>
+      </w:r>
+      <w:r>
         <w:rPr>
           <w:rFonts w:asciiTheme="majorHAnsi" w:hAnsiTheme="majorHAnsi"/>
           <w:sz w:val="28"/>
           <w:szCs w:val="28"/>
         </w:rPr>
-      </w:pPr>
-      <w:r>
+        <w:t>, 2026</w:t>
+      </w:r>
+    </w:p>
+    <w:p>
+      <w:pPr>
+        <w:jc w:val="center"/>
         <w:rPr>
           <w:rFonts w:asciiTheme="majorHAnsi" w:hAnsiTheme="majorHAnsi"/>
           <w:sz w:val="28"/>
           <w:szCs w:val="28"/>
         </w:rPr>
-        <w:t xml:space="preserve">Contact: Dan Basar, President, Base Capital Group, </w:t>
-      </w:r>
-      <w:proofErr w:type="gramStart"/>
+      </w:pPr>
       <w:r>
         <w:rPr>
           <w:rFonts w:asciiTheme="majorHAnsi" w:hAnsiTheme="majorHAnsi"/>
           <w:sz w:val="28"/>
           <w:szCs w:val="28"/>
         </w:rPr>
-        <w:t>LLC</w:t>
+        <w:t>B</w:t>
       </w:r>
       <w:r>
         <w:rPr>
@@ -72,63 +71,31 @@
           <w:sz w:val="28"/>
           <w:szCs w:val="28"/>
         </w:rPr>
-        <w:t xml:space="preserve">  </w:t>
-      </w:r>
-      <w:r>
-        <w:rPr>
-          <w:rFonts w:asciiTheme="majorHAnsi" w:hAnsiTheme="majorHAnsi"/>
-          <w:b/>
-          <w:bCs/>
-          <w:sz w:val="28"/>
-          <w:szCs w:val="28"/>
-        </w:rPr>
-        <w:t>|</w:t>
-      </w:r>
-      <w:proofErr w:type="gramEnd"/>
+        <w:t>ase</w:t>
+      </w:r>
       <w:r>
         <w:rPr>
           <w:rFonts w:asciiTheme="majorHAnsi" w:hAnsiTheme="majorHAnsi"/>
           <w:sz w:val="28"/>
           <w:szCs w:val="28"/>
         </w:rPr>
-        <w:t xml:space="preserve">  </w:t>
-      </w:r>
-      <w:proofErr w:type="spellStart"/>
+        <w:t>W</w:t>
+      </w:r>
       <w:r>
         <w:rPr>
           <w:rFonts w:asciiTheme="majorHAnsi" w:hAnsiTheme="majorHAnsi"/>
           <w:sz w:val="28"/>
           <w:szCs w:val="28"/>
         </w:rPr>
-        <w:t>B</w:t>
-      </w:r>
-      <w:r>
-        <w:rPr>
-          <w:rFonts w:asciiTheme="majorHAnsi" w:hAnsiTheme="majorHAnsi"/>
-          <w:sz w:val="28"/>
-          <w:szCs w:val="28"/>
-        </w:rPr>
-        <w:t>ase</w:t>
-      </w:r>
-      <w:r>
-        <w:rPr>
-          <w:rFonts w:asciiTheme="majorHAnsi" w:hAnsiTheme="majorHAnsi"/>
-          <w:sz w:val="28"/>
-          <w:szCs w:val="28"/>
-        </w:rPr>
-        <w:t>W</w:t>
-      </w:r>
-      <w:r>
-        <w:rPr>
-          <w:rFonts w:asciiTheme="majorHAnsi" w:hAnsiTheme="majorHAnsi"/>
-          <w:sz w:val="28"/>
-          <w:szCs w:val="28"/>
-        </w:rPr>
         <w:t>orkshop.app</w:t>
       </w:r>
-      <w:proofErr w:type="spellEnd"/>
     </w:p>
     <w:p>
+      <w:r>
+        <w:rPr>
+          <w:noProof/>
+        </w:rPr>
+      </w:r>
       <w:r>
         <w:rPr>
           <w:noProof/>
@@ -144,52 +111,77 @@
           <w:b/>
           <w:bCs/>
         </w:rPr>
-        <w:t xml:space="preserve">Base Capital Group, LLC Launches Base Workshop, a New Software Brand Dedicated to </w:t>
+        <w:t>Base Workshop</w:t>
       </w:r>
       <w:r>
         <w:rPr>
           <w:b/>
           <w:bCs/>
         </w:rPr>
-        <w:t>AI-Native Web</w:t>
+        <w:t xml:space="preserve"> Launches as</w:t>
       </w:r>
       <w:r>
         <w:rPr>
           <w:b/>
           <w:bCs/>
         </w:rPr>
+        <w:t xml:space="preserve"> New Software Brand Dedicated to </w:t>
+      </w:r>
+      <w:r>
+        <w:rPr>
+          <w:b/>
+          <w:bCs/>
+        </w:rPr>
+        <w:t>AI-Native Web</w:t>
+      </w:r>
+      <w:r>
+        <w:rPr>
+          <w:b/>
+          <w:bCs/>
+        </w:rPr>
         <w:t xml:space="preserve"> Apps</w:t>
       </w:r>
     </w:p>
     <w:p>
+      <w:pPr>
+        <w:rPr>
+          <w:sz w:val="22"/>
+          <w:szCs w:val="22"/>
+        </w:rPr>
+      </w:pPr>
       <w:r>
         <w:rPr>
           <w:i/>
           <w:iCs/>
-        </w:rPr>
-        <w:t xml:space="preserve">Flagship app Secret Santa Picker now </w:t>
-      </w:r>
-      <w:proofErr w:type="gramStart"/>
+          <w:sz w:val="22"/>
+          <w:szCs w:val="22"/>
+        </w:rPr>
+        <w:t>Flagship</w:t>
+      </w:r>
       <w:r>
         <w:rPr>
           <w:i/>
           <w:iCs/>
-        </w:rPr>
-        <w:t>live</w:t>
-      </w:r>
-      <w:proofErr w:type="gramEnd"/>
+          <w:sz w:val="22"/>
+          <w:szCs w:val="22"/>
+        </w:rPr>
+        <w:t xml:space="preserve"> web</w:t>
+      </w:r>
       <w:r>
         <w:rPr>
           <w:i/>
           <w:iCs/>
-        </w:rPr>
-        <w:t xml:space="preserve"> at </w:t>
-      </w:r>
-      <w:proofErr w:type="spellStart"/>
+          <w:sz w:val="22"/>
+          <w:szCs w:val="22"/>
+        </w:rPr>
+        <w:t xml:space="preserve"> app Secret Santa Picker now live at </w:t>
+      </w:r>
       <w:r>
         <w:rPr>
           <w:i/>
           <w:iCs/>
+          <w:sz w:val="22"/>
+          <w:szCs w:val="22"/>
         </w:rPr>
         <w:t>B</w:t>
       </w:r>
@@ -197,6 +189,8 @@
         <w:rPr>
           <w:i/>
           <w:iCs/>
+          <w:sz w:val="22"/>
+          <w:szCs w:val="22"/>
         </w:rPr>
         <w:t>ase</w:t>
       </w:r>
@@ -204,6 +198,8 @@
         <w:rPr>
           <w:i/>
           <w:iCs/>
+          <w:sz w:val="22"/>
+          <w:szCs w:val="22"/>
         </w:rPr>
         <w:t>W</w:t>
       </w:r>
@@ -211,10 +207,11 @@
         <w:rPr>
           <w:i/>
           <w:iCs/>
+          <w:sz w:val="22"/>
+          <w:szCs w:val="22"/>
         </w:rPr>
         <w:t>orkshop.app</w:t>
       </w:r>
-      <w:proofErr w:type="spellEnd"/>
     </w:p>
     <w:p>
       <w:r>
@@ -228,13 +225,33 @@
         <w:t xml:space="preserve"> – </w:t>
       </w:r>
       <w:r>
-        <w:t xml:space="preserve">Base Capital Group, LLC today announced the launch of Base Workshop, a new software trade name and brand umbrella under which the company will develop and publish </w:t>
+        <w:t>Base Workshop</w:t>
+      </w:r>
+      <w:r>
+        <w:t xml:space="preserve"> </w:t>
+      </w:r>
+      <w:r>
+        <w:t xml:space="preserve">today announced its launch as </w:t>
+      </w:r>
+      <w:r>
+        <w:t xml:space="preserve">a new software trade name and brand umbrella under which </w:t>
       </w:r>
       <w:r>
         <w:t xml:space="preserve">AI-native </w:t>
       </w:r>
       <w:r>
-        <w:t xml:space="preserve">consumer and productivity applications. The inaugural release under the Base Workshop banner is the </w:t>
+        <w:t>consumer and productivity applications</w:t>
+      </w:r>
+      <w:r>
+        <w:t xml:space="preserve"> will </w:t>
+      </w:r>
+      <w:bookmarkStart w:id="0" w:name="_Int_TRodgm9n"/>
+      <w:r>
+        <w:t>be developed</w:t>
+      </w:r>
+      <w:bookmarkEnd w:id="0"/>
+      <w:r>
+        <w:t xml:space="preserve">. The inaugural release under the Base Workshop banner is </w:t>
       </w:r>
       <w:r>
         <w:rPr>
@@ -253,13 +270,19 @@
         <w:t>.</w:t>
       </w:r>
       <w:r>
-        <w:t xml:space="preserve"> Base Workshop can </w:t>
-      </w:r>
-      <w:bookmarkStart w:id="0" w:name="_Int_88eOboXU"/>
+        <w:t xml:space="preserve"> </w:t>
+      </w:r>
+      <w:r>
+        <w:t xml:space="preserve">The </w:t>
+      </w:r>
+      <w:r>
+        <w:t xml:space="preserve">Base Workshop can </w:t>
+      </w:r>
+      <w:bookmarkStart w:id="1" w:name="_Int_88eOboXU"/>
       <w:r>
         <w:t>be found</w:t>
       </w:r>
-      <w:bookmarkEnd w:id="0"/>
+      <w:bookmarkEnd w:id="1"/>
       <w:r>
         <w:t xml:space="preserve"> at</w:t>
       </w:r>
@@ -284,17 +307,78 @@
           <w:b/>
           <w:bCs/>
         </w:rPr>
-        <w:t>About the Secret Santa Picker</w:t>
+        <w:t>About Secret Santa Picker</w:t>
       </w:r>
     </w:p>
     <w:p>
       <w:r>
-        <w:t>Coordinating Secret Santa exchanges has traditionally meant endless group texts, paper slips, or trusting a single person to manage assignments manually — a process prone to errors, repeated pairings, and logistical headaches. The Secret Santa Picker eliminates that friction entirely.</w:t>
+        <w:t xml:space="preserve">Coordinating Secret Santa exchanges has traditionally meant group texts, paper slips, </w:t>
+      </w:r>
+      <w:r>
+        <w:t>and/</w:t>
+      </w:r>
+      <w:r>
+        <w:t xml:space="preserve">or trusting a single person to manage assignments manually </w:t>
+      </w:r>
+      <w:r>
+        <w:t xml:space="preserve">– </w:t>
+      </w:r>
+      <w:r>
+        <w:t xml:space="preserve">a process prone to errors, repeated pairings, and logistical headaches. Secret Santa Picker </w:t>
+      </w:r>
+      <w:bookmarkStart w:id="2" w:name="_Int_N8kV84Iz"/>
+      <w:r>
+        <w:t>eliminates</w:t>
+      </w:r>
+      <w:bookmarkEnd w:id="2"/>
+      <w:r>
+        <w:t xml:space="preserve"> that friction.</w:t>
       </w:r>
     </w:p>
     <w:p>
       <w:r>
-        <w:t>The app allows organizers to enter any number of participants, optionally assign groups to prevent family members or colleagues from drawing one another, and run a smart matching algorithm that enforces exclusion rules automatically. Once matches are drawn, the app emails each participant their assignment directly — keeping assignments private while making the whole process transparent and fair.</w:t>
+        <w:t>The</w:t>
+      </w:r>
+      <w:r>
+        <w:t xml:space="preserve"> web</w:t>
+      </w:r>
+      <w:r>
+        <w:t xml:space="preserve"> app allows organizers to enter any number of participants, optionally assign groups to prevent family members or colleagues from drawing one another, and run a smart matching algorithm that enforces exclusion rules automatically. Once matches </w:t>
+      </w:r>
+      <w:bookmarkStart w:id="3" w:name="_Int_nndW8PSx"/>
+      <w:r>
+        <w:t>are drawn</w:t>
+      </w:r>
+      <w:bookmarkEnd w:id="3"/>
+      <w:r>
+        <w:t>, the</w:t>
+      </w:r>
+      <w:r>
+        <w:t xml:space="preserve"> web</w:t>
+      </w:r>
+      <w:r>
+        <w:t xml:space="preserve"> app </w:t>
+      </w:r>
+      <w:r>
+        <w:t xml:space="preserve">can </w:t>
+      </w:r>
+      <w:r>
+        <w:t>email each participant their assignment directly</w:t>
+      </w:r>
+      <w:r>
+        <w:t xml:space="preserve">, </w:t>
+      </w:r>
+      <w:r>
+        <w:t xml:space="preserve">keeping assignments private while making the </w:t>
+      </w:r>
+      <w:r>
+        <w:t xml:space="preserve">results </w:t>
+      </w:r>
+      <w:r>
+        <w:t xml:space="preserve">transparent </w:t>
+      </w:r>
+      <w:r>
+        <w:t>for the organizer.</w:t>
       </w:r>
     </w:p>
     <w:p>
@@ -310,7 +394,13 @@
         </w:numPr>
       </w:pPr>
       <w:r>
-        <w:t>Smart draw algorithm that respects group exclusion rules</w:t>
+        <w:t xml:space="preserve">Smart draw algorithm that </w:t>
+      </w:r>
+      <w:r>
+        <w:t>allows for</w:t>
+      </w:r>
+      <w:r>
+        <w:t xml:space="preserve"> group exclusion rules</w:t>
       </w:r>
     </w:p>
     <w:p>
@@ -321,13 +411,28 @@
         </w:numPr>
       </w:pPr>
       <w:r>
-        <w:t xml:space="preserve">Automated email delivery </w:t>
-      </w:r>
-      <w:r>
-        <w:t xml:space="preserve">– </w:t>
-      </w:r>
-      <w:r>
-        <w:t>each participant receives only their own assignment</w:t>
+        <w:t>E</w:t>
+      </w:r>
+      <w:r>
+        <w:t xml:space="preserve">ach </w:t>
+      </w:r>
+      <w:r>
+        <w:t>participant</w:t>
+      </w:r>
+      <w:r>
+        <w:t xml:space="preserve"> can</w:t>
+      </w:r>
+      <w:r>
+        <w:t xml:space="preserve"> </w:t>
+      </w:r>
+      <w:r>
+        <w:t>receive</w:t>
+      </w:r>
+      <w:r>
+        <w:t xml:space="preserve"> an email with </w:t>
+      </w:r>
+      <w:r>
+        <w:t>their assignment</w:t>
       </w:r>
     </w:p>
     <w:p>
@@ -338,7 +443,13 @@
         </w:numPr>
       </w:pPr>
       <w:r>
-        <w:t>Clean, mobile-friendly interface accessible from any device</w:t>
+        <w:t>Clean, mobile-friendly</w:t>
+      </w:r>
+      <w:r>
+        <w:t xml:space="preserve"> web</w:t>
+      </w:r>
+      <w:r>
+        <w:t xml:space="preserve"> interface accessible from any device</w:t>
       </w:r>
     </w:p>
     <w:p>
@@ -363,23 +474,67 @@
     </w:p>
     <w:p>
       <w:r>
-        <w:lastRenderedPageBreak/>
-        <w:t>Base Workshop is a</w:t>
-      </w:r>
-      <w:r>
-        <w:t>n AI-native</w:t>
-      </w:r>
-      <w:r>
-        <w:t xml:space="preserve"> software brand operating under Base Capital Group, LLC. The brand is built around </w:t>
-      </w:r>
-      <w:r>
-        <w:t>the premise that AI coding tools lower the barrier to entry for software developmen</w:t>
-      </w:r>
-      <w:r>
-        <w:t>t of all kinds</w:t>
-      </w:r>
-      <w:r>
-        <w:t xml:space="preserve">. Base Workshop applications are designed </w:t>
+        <w:t xml:space="preserve">Base Workshop is </w:t>
+      </w:r>
+      <w:r>
+        <w:t xml:space="preserve">a </w:t>
+      </w:r>
+      <w:r>
+        <w:t>software brand</w:t>
+      </w:r>
+      <w:r>
+        <w:t xml:space="preserve"> </w:t>
+      </w:r>
+      <w:r>
+        <w:t xml:space="preserve">built around </w:t>
+      </w:r>
+      <w:r>
+        <w:t>the premise that AI coding tools lower the barrier to entry for</w:t>
+      </w:r>
+      <w:r>
+        <w:t xml:space="preserve"> all kinds of</w:t>
+      </w:r>
+      <w:r>
+        <w:t xml:space="preserve"> </w:t>
+      </w:r>
+      <w:r>
+        <w:t>technology</w:t>
+      </w:r>
+      <w:r>
+        <w:t xml:space="preserve"> developmen</w:t>
+      </w:r>
+      <w:r>
+        <w:t>t</w:t>
+      </w:r>
+      <w:r>
+        <w:t xml:space="preserve">. </w:t>
+      </w:r>
+      <w:r>
+        <w:t xml:space="preserve">The Workshop operates as a laboratory for </w:t>
+      </w:r>
+      <w:r>
+        <w:t>experimentation</w:t>
+      </w:r>
+      <w:r>
+        <w:t xml:space="preserve"> with </w:t>
+      </w:r>
+      <w:r>
+        <w:t xml:space="preserve">pragmatic, </w:t>
+      </w:r>
+      <w:r>
+        <w:t>functional</w:t>
+      </w:r>
+      <w:r>
+        <w:t xml:space="preserve"> </w:t>
+      </w:r>
+      <w:r>
+        <w:t>software ideas</w:t>
+      </w:r>
+      <w:r>
+        <w:t xml:space="preserve">. </w:t>
+      </w:r>
+      <w:r>
+        <w:t xml:space="preserve">Base Workshop applications are designed </w:t>
       </w:r>
       <w:r>
         <w:t xml:space="preserve">to solve real problems, </w:t>
@@ -399,15 +554,13 @@
     </w:p>
     <w:p>
       <w:r>
-        <w:t xml:space="preserve">The Secret Santa Picker is the first of multiple apps planned under the Base Workshop umbrella. Future releases are expected to span productivity, personal organization, and collaboration — all </w:t>
-      </w:r>
-      <w:proofErr w:type="gramStart"/>
-      <w:r>
-        <w:t>reflecting</w:t>
-      </w:r>
-      <w:proofErr w:type="gramEnd"/>
-      <w:r>
-        <w:t xml:space="preserve"> the same commitment to thoughtful, people-first design.</w:t>
+        <w:t xml:space="preserve">Secret Santa Picker is the first of multiple apps planned under the Base Workshop umbrella. Future releases are expected to span productivity, personal organization, and collaboration </w:t>
+      </w:r>
+      <w:r>
+        <w:t xml:space="preserve">– </w:t>
+      </w:r>
+      <w:r>
+        <w:t>all reflecting the same commitment to thoughtful, people-first design.</w:t>
       </w:r>
     </w:p>
     <w:p>
@@ -416,44 +569,18 @@
           <w:b/>
           <w:bCs/>
         </w:rPr>
-        <w:t>About Base Capital Group, LLC</w:t>
+        <w:t>Availability</w:t>
       </w:r>
     </w:p>
     <w:p>
       <w:r>
-        <w:t xml:space="preserve">Base Capital Group, LLC is a privately held </w:t>
-      </w:r>
-      <w:r>
-        <w:t xml:space="preserve">Columbus, Ohio </w:t>
-      </w:r>
-      <w:r>
-        <w:t xml:space="preserve">company </w:t>
-      </w:r>
-      <w:r>
-        <w:t>providing resources and support to future-focused technology projects</w:t>
-      </w:r>
-      <w:r>
-        <w:t xml:space="preserve">. Base Workshop serves as the company's </w:t>
-      </w:r>
-      <w:r>
-        <w:t xml:space="preserve">first </w:t>
-      </w:r>
-      <w:r>
-        <w:t>consumer-facing software brand.</w:t>
-      </w:r>
-    </w:p>
-    <w:p>
-      <w:r>
-        <w:rPr>
-          <w:b/>
-          <w:bCs/>
-        </w:rPr>
-        <w:t>Availability</w:t>
-      </w:r>
-    </w:p>
-    <w:p>
-      <w:r>
-        <w:t xml:space="preserve">The Secret Santa Picker is available now, free of charge, at </w:t>
+        <w:t>Secret Santa Picker is available now</w:t>
+      </w:r>
+      <w:r>
+        <w:t xml:space="preserve"> </w:t>
+      </w:r>
+      <w:r>
+        <w:t xml:space="preserve">at </w:t>
       </w:r>
       <w:r>
         <w:rPr>
@@ -521,6 +648,15 @@
     <int2:bookmark int2:bookmarkName="_Int_88eOboXU" int2:invalidationBookmarkName="" int2:hashCode="4/ByatqIm0XAMC" int2:id="fOIJcVEL">
       <int2:state int2:value="Rejected" int2:type="style"/>
     </int2:bookmark>
+    <int2:bookmark int2:bookmarkName="_Int_TRodgm9n" int2:invalidationBookmarkName="" int2:hashCode="kgHnZd9AyrC3Zr" int2:id="2IM6U6A8">
+      <int2:state int2:value="Rejected" int2:type="style"/>
+    </int2:bookmark>
+    <int2:bookmark int2:bookmarkName="_Int_N8kV84Iz" int2:invalidationBookmarkName="" int2:hashCode="zv1xR3DFjHKzDt" int2:id="xGNBWGb6">
+      <int2:state int2:value="Rejected" int2:type="style"/>
+    </int2:bookmark>
+    <int2:bookmark int2:bookmarkName="_Int_nndW8PSx" int2:invalidationBookmarkName="" int2:hashCode="pV/8hzWlkzlGZJ" int2:id="RfHYaayj">
+      <int2:state int2:value="Rejected" int2:type="style"/>
+    </int2:bookmark>
   </int2:observations>
   <int2:intelligenceSettings/>
   <int2:onDemandWorkflows/>
@@ -530,6 +666,119 @@
 <file path=word/numbering.xml><?xml version="1.0" encoding="utf-8"?>
 <w:numbering xmlns:wpc="http://schemas.microsoft.com/office/word/2010/wordprocessingCanvas" xmlns:cx="http://schemas.microsoft.com/office/drawing/2014/chartex" xmlns:cx1="http://schemas.microsoft.com/office/drawing/2015/9/8/chartex" xmlns:cx2="http://schemas.microsoft.com/office/drawing/2015/10/21/chartex" xmlns:cx3="http://schemas.microsoft.com/office/drawing/2016/5/9/chartex" xmlns:cx4="http://schemas.microsoft.com/office/drawing/2016/5/10/chartex" xmlns:cx5="http://schemas.microsoft.com/office/drawing/2016/5/11/chartex" xmlns:cx6="http://schemas.microsoft.com/office/drawing/2016/5/12/chartex" xmlns:cx7="http://schemas.microsoft.com/office/drawing/2016/5/13/chartex" xmlns:cx8="http://schemas.microsoft.com/office/drawing/2016/5/14/chartex" xmlns:mc="http://schemas.openxmlformats.org/markup-compatibility/2006" xmlns:aink="http://schemas.microsoft.com/office/drawing/2016/ink" xmlns:am3d="http://schemas.microsoft.com/office/drawing/2017/model3d" xmlns:o="urn:schemas-microsoft-com:office:office" xmlns:oel="http://schemas.microsoft.com/office/2019/extlst" xmlns:r="http://schemas.openxmlformats.org/officeDocument/2006/relationships" xmlns:m="http://schemas.openxmlformats.org/officeDocument/2006/math" xmlns:v="urn:schemas-microsoft-com:vml" xmlns:wp14="http://schemas.microsoft.com/office/word/2010/wordprocessingDrawing" xmlns:wp="http://schemas.openxmlformats.org/drawingml/2006/wordprocessingDrawing" xmlns:w10="urn:schemas-microsoft-com:office:word" xmlns:w="http://schemas.openxmlformats.org/wordprocessingml/2006/main" xmlns:w14="http://schemas.microsoft.com/office/word/2010/wordml" xmlns:w15="http://schemas.microsoft.com/office/word/2012/wordml" xmlns:w16cex="http://schemas.microsoft.com/office/word/2018/wordml/cex" xmlns:w16cid="http://schemas.microsoft.com/office/word/2016/wordml/cid" xmlns:w16="http://schemas.microsoft.com/office/word/2018/wordml" xmlns:w16du="http://schemas.microsoft.com/office/word/2023/wordml/word16du" xmlns:w16sdtdh="http://schemas.microsoft.com/office/word/2020/wordml/sdtdatahash" xmlns:w16sdtfl="http://schemas.microsoft.com/office/word/2024/wordml/sdtformatlock" xmlns:w16se="http://schemas.microsoft.com/office/word/2015/wordml/symex" xmlns:wpg="http://schemas.microsoft.com/office/word/2010/wordprocessingGroup" xmlns:wpi="http://schemas.microsoft.com/office/word/2010/wordprocessingInk" xmlns:wne="http://schemas.microsoft.com/office/word/2006/wordml" xmlns:wps="http://schemas.microsoft.com/office/word/2010/wordprocessingShape" mc:Ignorable="w14 w15 w16se w16cid w16 w16cex w16sdtdh w16sdtfl w16du wp14">
   <w:abstractNum w:abstractNumId="0" w15:restartNumberingAfterBreak="0">
+    <w:nsid w:val="0B6B4401"/>
+    <w:multiLevelType w:val="hybridMultilevel"/>
+    <w:tmpl w:val="248C6096"/>
+    <w:lvl w:ilvl="0" w:tplc="04090001">
+      <w:start w:val="1"/>
+      <w:numFmt w:val="bullet"/>
+      <w:lvlText w:val=""/>
+      <w:lvlJc w:val="left"/>
+      <w:pPr>
+        <w:ind w:left="720" w:hanging="360"/>
+      </w:pPr>
+      <w:rPr>
+        <w:rFonts w:ascii="Symbol" w:hAnsi="Symbol" w:hint="default"/>
+      </w:rPr>
+    </w:lvl>
+    <w:lvl w:ilvl="1" w:tplc="04090003" w:tentative="1">
+      <w:start w:val="1"/>
+      <w:numFmt w:val="bullet"/>
+      <w:lvlText w:val="o"/>
+      <w:lvlJc w:val="left"/>
+      <w:pPr>
+        <w:ind w:left="1440" w:hanging="360"/>
+      </w:pPr>
+      <w:rPr>
+        <w:rFonts w:ascii="Courier New" w:hAnsi="Courier New" w:cs="Courier New" w:hint="default"/>
+      </w:rPr>
+    </w:lvl>
+    <w:lvl w:ilvl="2" w:tplc="04090005" w:tentative="1">
+      <w:start w:val="1"/>
+      <w:numFmt w:val="bullet"/>
+      <w:lvlText w:val=""/>
+      <w:lvlJc w:val="left"/>
+      <w:pPr>
+        <w:ind w:left="2160" w:hanging="360"/>
+      </w:pPr>
+      <w:rPr>
+        <w:rFonts w:ascii="Wingdings" w:hAnsi="Wingdings" w:hint="default"/>
+      </w:rPr>
+    </w:lvl>
+    <w:lvl w:ilvl="3" w:tplc="04090001" w:tentative="1">
+      <w:start w:val="1"/>
+      <w:numFmt w:val="bullet"/>
+      <w:lvlText w:val=""/>
+      <w:lvlJc w:val="left"/>
+      <w:pPr>
+        <w:ind w:left="2880" w:hanging="360"/>
+      </w:pPr>
+      <w:rPr>
+        <w:rFonts w:ascii="Symbol" w:hAnsi="Symbol" w:hint="default"/>
+      </w:rPr>
+    </w:lvl>
+    <w:lvl w:ilvl="4" w:tplc="04090003" w:tentative="1">
+      <w:start w:val="1"/>
+      <w:numFmt w:val="bullet"/>
+      <w:lvlText w:val="o"/>
+      <w:lvlJc w:val="left"/>
+      <w:pPr>
+        <w:ind w:left="3600" w:hanging="360"/>
+      </w:pPr>
+      <w:rPr>
+        <w:rFonts w:ascii="Courier New" w:hAnsi="Courier New" w:cs="Courier New" w:hint="default"/>
+      </w:rPr>
+    </w:lvl>
+    <w:lvl w:ilvl="5" w:tplc="04090005" w:tentative="1">
+      <w:start w:val="1"/>
+      <w:numFmt w:val="bullet"/>
+      <w:lvlText w:val=""/>
+      <w:lvlJc w:val="left"/>
+      <w:pPr>
+        <w:ind w:left="4320" w:hanging="360"/>
+      </w:pPr>
+      <w:rPr>
+        <w:rFonts w:ascii="Wingdings" w:hAnsi="Wingdings" w:hint="default"/>
+      </w:rPr>
+    </w:lvl>
+    <w:lvl w:ilvl="6" w:tplc="04090001" w:tentative="1">
+      <w:start w:val="1"/>
+      <w:numFmt w:val="bullet"/>
+      <w:lvlText w:val=""/>
+      <w:lvlJc w:val="left"/>
+      <w:pPr>
+        <w:ind w:left="5040" w:hanging="360"/>
+      </w:pPr>
+      <w:rPr>
+        <w:rFonts w:ascii="Symbol" w:hAnsi="Symbol" w:hint="default"/>
+      </w:rPr>
+    </w:lvl>
+    <w:lvl w:ilvl="7" w:tplc="04090003" w:tentative="1">
+      <w:start w:val="1"/>
+      <w:numFmt w:val="bullet"/>
+      <w:lvlText w:val="o"/>
+      <w:lvlJc w:val="left"/>
+      <w:pPr>
+        <w:ind w:left="5760" w:hanging="360"/>
+      </w:pPr>
+      <w:rPr>
+        <w:rFonts w:ascii="Courier New" w:hAnsi="Courier New" w:cs="Courier New" w:hint="default"/>
+      </w:rPr>
+    </w:lvl>
+    <w:lvl w:ilvl="8" w:tplc="04090005" w:tentative="1">
+      <w:start w:val="1"/>
+      <w:numFmt w:val="bullet"/>
+      <w:lvlText w:val=""/>
+      <w:lvlJc w:val="left"/>
+      <w:pPr>
+        <w:ind w:left="6480" w:hanging="360"/>
+      </w:pPr>
+      <w:rPr>
+        <w:rFonts w:ascii="Wingdings" w:hAnsi="Wingdings" w:hint="default"/>
+      </w:rPr>
+    </w:lvl>
+  </w:abstractNum>
+  <w:abstractNum w:abstractNumId="1" w15:restartNumberingAfterBreak="0">
     <w:nsid w:val="17013983"/>
     <w:multiLevelType w:val="multilevel"/>
     <w:tmpl w:val="13666D28"/>
@@ -679,6 +928,9 @@
     </w:lvl>
   </w:abstractNum>
   <w:num w:numId="1" w16cid:durableId="333799525">
+    <w:abstractNumId w:val="1"/>
+  </w:num>
+  <w:num w:numId="2" w16cid:durableId="511997839">
     <w:abstractNumId w:val="0"/>
   </w:num>
 </w:numbering>
@@ -1287,7 +1539,6 @@
   <w:style w:type="character" w:default="1" w:styleId="DefaultParagraphFont">
     <w:name w:val="Default Paragraph Font"/>
     <w:uiPriority w:val="1"/>
-    <w:semiHidden/>
     <w:unhideWhenUsed/>
   </w:style>
   <w:style w:type="table" w:default="1" w:styleId="TableNormal">

--- a/Secret Santa Press Release.docx
+++ b/Secret Santa Press Release.docx
@@ -91,11 +91,6 @@
       </w:r>
     </w:p>
     <w:p>
-      <w:r>
-        <w:rPr>
-          <w:noProof/>
-        </w:rPr>
-      </w:r>
       <w:r>
         <w:rPr>
           <w:noProof/>
@@ -534,7 +529,11 @@
         <w:t xml:space="preserve">. </w:t>
       </w:r>
       <w:r>
-        <w:t xml:space="preserve">Base Workshop applications are designed </w:t>
+        <w:t xml:space="preserve">Base Workshop </w:t>
+      </w:r>
+      <w:r>
+        <w:lastRenderedPageBreak/>
+        <w:t xml:space="preserve">applications are designed </w:t>
       </w:r>
       <w:r>
         <w:t xml:space="preserve">to solve real problems, </w:t>
@@ -1539,6 +1538,7 @@
   <w:style w:type="character" w:default="1" w:styleId="DefaultParagraphFont">
     <w:name w:val="Default Paragraph Font"/>
     <w:uiPriority w:val="1"/>
+    <w:semiHidden/>
     <w:unhideWhenUsed/>
   </w:style>
   <w:style w:type="table" w:default="1" w:styleId="TableNormal">
